--- a/knowledge/legal-design/samples/obrazets_isk_ru.docx
+++ b/knowledge/legal-design/samples/obrazets_isk_ru.docx
@@ -43,7 +43,7 @@
             </w:pPr>
             <w:r>
               <w:rPr>
-                <w:rFonts w:ascii="Times New Roman" w:hAnsi="Times New Roman"/>
+                <w:rFonts w:ascii="Golos Text" w:hAnsi="Golos Text"/>
                 <w:b/>
                 <w:sz w:val="24"/>
               </w:rPr>
@@ -56,7 +56,7 @@
             </w:pPr>
             <w:r>
               <w:rPr>
-                <w:rFonts w:ascii="Times New Roman" w:hAnsi="Times New Roman"/>
+                <w:rFonts w:ascii="PT Serif" w:hAnsi="PT Serif"/>
                 <w:b w:val="0"/>
                 <w:sz w:val="24"/>
               </w:rPr>
@@ -76,7 +76,7 @@
             </w:pPr>
             <w:r>
               <w:rPr>
-                <w:rFonts w:ascii="Times New Roman" w:hAnsi="Times New Roman"/>
+                <w:rFonts w:ascii="Golos Text" w:hAnsi="Golos Text"/>
                 <w:b/>
                 <w:sz w:val="24"/>
               </w:rPr>
@@ -94,7 +94,7 @@
             </w:pPr>
             <w:r>
               <w:rPr>
-                <w:rFonts w:ascii="Times New Roman" w:hAnsi="Times New Roman"/>
+                <w:rFonts w:ascii="PT Serif" w:hAnsi="PT Serif"/>
                 <w:b/>
                 <w:sz w:val="24"/>
               </w:rPr>
@@ -107,7 +107,7 @@
             </w:pPr>
             <w:r>
               <w:rPr>
-                <w:rFonts w:ascii="Times New Roman" w:hAnsi="Times New Roman"/>
+                <w:rFonts w:ascii="PT Serif" w:hAnsi="PT Serif"/>
                 <w:b w:val="0"/>
                 <w:sz w:val="24"/>
               </w:rPr>
@@ -120,7 +120,7 @@
             </w:pPr>
             <w:r>
               <w:rPr>
-                <w:rFonts w:ascii="Times New Roman" w:hAnsi="Times New Roman"/>
+                <w:rFonts w:ascii="PT Serif" w:hAnsi="PT Serif"/>
                 <w:b w:val="0"/>
                 <w:sz w:val="24"/>
               </w:rPr>
@@ -133,7 +133,7 @@
             </w:pPr>
             <w:r>
               <w:rPr>
-                <w:rFonts w:ascii="Times New Roman" w:hAnsi="Times New Roman"/>
+                <w:rFonts w:ascii="PT Serif" w:hAnsi="PT Serif"/>
                 <w:b w:val="0"/>
                 <w:sz w:val="24"/>
               </w:rPr>
@@ -153,7 +153,7 @@
             </w:pPr>
             <w:r>
               <w:rPr>
-                <w:rFonts w:ascii="Times New Roman" w:hAnsi="Times New Roman"/>
+                <w:rFonts w:ascii="Golos Text" w:hAnsi="Golos Text"/>
                 <w:b/>
                 <w:sz w:val="24"/>
               </w:rPr>
@@ -171,7 +171,7 @@
             </w:pPr>
             <w:r>
               <w:rPr>
-                <w:rFonts w:ascii="Times New Roman" w:hAnsi="Times New Roman"/>
+                <w:rFonts w:ascii="PT Serif" w:hAnsi="PT Serif"/>
                 <w:b/>
                 <w:sz w:val="24"/>
               </w:rPr>
@@ -184,7 +184,7 @@
             </w:pPr>
             <w:r>
               <w:rPr>
-                <w:rFonts w:ascii="Times New Roman" w:hAnsi="Times New Roman"/>
+                <w:rFonts w:ascii="PT Serif" w:hAnsi="PT Serif"/>
                 <w:b w:val="0"/>
                 <w:sz w:val="24"/>
               </w:rPr>
@@ -197,7 +197,7 @@
             </w:pPr>
             <w:r>
               <w:rPr>
-                <w:rFonts w:ascii="Times New Roman" w:hAnsi="Times New Roman"/>
+                <w:rFonts w:ascii="PT Serif" w:hAnsi="PT Serif"/>
                 <w:b w:val="0"/>
                 <w:sz w:val="24"/>
               </w:rPr>
@@ -225,7 +225,7 @@
             </w:pPr>
             <w:r>
               <w:rPr>
-                <w:rFonts w:ascii="Times New Roman" w:hAnsi="Times New Roman"/>
+                <w:rFonts w:ascii="PT Serif" w:hAnsi="PT Serif"/>
                 <w:b w:val="0"/>
                 <w:sz w:val="24"/>
               </w:rPr>
@@ -242,7 +242,7 @@
       </w:pPr>
       <w:r>
         <w:rPr>
-          <w:rFonts w:ascii="Times New Roman" w:hAnsi="Times New Roman"/>
+          <w:rFonts w:ascii="Golos Text" w:hAnsi="Golos Text"/>
           <w:b/>
           <w:sz w:val="28"/>
         </w:rPr>
@@ -256,7 +256,7 @@
       </w:pPr>
       <w:r>
         <w:rPr>
-          <w:rFonts w:ascii="Times New Roman" w:hAnsi="Times New Roman"/>
+          <w:rFonts w:ascii="Golos Text" w:hAnsi="Golos Text"/>
           <w:b/>
           <w:sz w:val="26"/>
         </w:rPr>
@@ -295,7 +295,7 @@
             </w:pPr>
             <w:r>
               <w:rPr>
-                <w:rFonts w:ascii="Times New Roman" w:hAnsi="Times New Roman"/>
+                <w:rFonts w:ascii="PT Serif" w:hAnsi="PT Serif"/>
                 <w:b/>
                 <w:sz w:val="24"/>
               </w:rPr>
@@ -303,7 +303,7 @@
             </w:r>
             <w:r>
               <w:rPr>
-                <w:rFonts w:ascii="Times New Roman" w:hAnsi="Times New Roman"/>
+                <w:rFonts w:ascii="PT Serif" w:hAnsi="PT Serif"/>
                 <w:b w:val="0"/>
                 <w:sz w:val="24"/>
               </w:rPr>
@@ -318,7 +318,7 @@
             </w:pPr>
             <w:r>
               <w:rPr>
-                <w:rFonts w:ascii="Times New Roman" w:hAnsi="Times New Roman"/>
+                <w:rFonts w:ascii="PT Serif" w:hAnsi="PT Serif"/>
                 <w:b/>
                 <w:sz w:val="24"/>
               </w:rPr>
@@ -326,7 +326,7 @@
             </w:r>
             <w:r>
               <w:rPr>
-                <w:rFonts w:ascii="Times New Roman" w:hAnsi="Times New Roman"/>
+                <w:rFonts w:ascii="PT Serif" w:hAnsi="PT Serif"/>
                 <w:b w:val="0"/>
                 <w:sz w:val="24"/>
               </w:rPr>
@@ -341,7 +341,7 @@
             </w:pPr>
             <w:r>
               <w:rPr>
-                <w:rFonts w:ascii="Times New Roman" w:hAnsi="Times New Roman"/>
+                <w:rFonts w:ascii="PT Serif" w:hAnsi="PT Serif"/>
                 <w:b/>
                 <w:sz w:val="24"/>
               </w:rPr>
@@ -349,7 +349,7 @@
             </w:r>
             <w:r>
               <w:rPr>
-                <w:rFonts w:ascii="Times New Roman" w:hAnsi="Times New Roman"/>
+                <w:rFonts w:ascii="PT Serif" w:hAnsi="PT Serif"/>
                 <w:b w:val="0"/>
                 <w:sz w:val="24"/>
               </w:rPr>
@@ -364,7 +364,7 @@
             </w:pPr>
             <w:r>
               <w:rPr>
-                <w:rFonts w:ascii="Times New Roman" w:hAnsi="Times New Roman"/>
+                <w:rFonts w:ascii="PT Serif" w:hAnsi="PT Serif"/>
                 <w:b/>
                 <w:sz w:val="24"/>
               </w:rPr>
@@ -372,7 +372,7 @@
             </w:r>
             <w:r>
               <w:rPr>
-                <w:rFonts w:ascii="Times New Roman" w:hAnsi="Times New Roman"/>
+                <w:rFonts w:ascii="PT Serif" w:hAnsi="PT Serif"/>
                 <w:b w:val="0"/>
                 <w:sz w:val="24"/>
               </w:rPr>
@@ -390,7 +390,7 @@
       </w:pPr>
       <w:r>
         <w:rPr>
-          <w:rFonts w:ascii="Times New Roman" w:hAnsi="Times New Roman"/>
+          <w:rFonts w:ascii="Golos Text" w:hAnsi="Golos Text"/>
           <w:b/>
           <w:sz w:val="24"/>
         </w:rPr>
@@ -405,7 +405,7 @@
       </w:pPr>
       <w:r>
         <w:rPr>
-          <w:rFonts w:ascii="Times New Roman" w:hAnsi="Times New Roman"/>
+          <w:rFonts w:ascii="PT Serif" w:hAnsi="PT Serif"/>
           <w:b w:val="0"/>
           <w:sz w:val="24"/>
         </w:rPr>
@@ -420,7 +420,7 @@
       </w:pPr>
       <w:r>
         <w:rPr>
-          <w:rFonts w:ascii="Times New Roman" w:hAnsi="Times New Roman"/>
+          <w:rFonts w:ascii="PT Serif" w:hAnsi="PT Serif"/>
           <w:b w:val="0"/>
           <w:sz w:val="24"/>
         </w:rPr>
@@ -435,7 +435,7 @@
       </w:pPr>
       <w:r>
         <w:rPr>
-          <w:rFonts w:ascii="Times New Roman" w:hAnsi="Times New Roman"/>
+          <w:rFonts w:ascii="PT Serif" w:hAnsi="PT Serif"/>
           <w:b w:val="0"/>
           <w:sz w:val="24"/>
         </w:rPr>
@@ -450,7 +450,7 @@
       </w:pPr>
       <w:r>
         <w:rPr>
-          <w:rFonts w:ascii="Times New Roman" w:hAnsi="Times New Roman"/>
+          <w:rFonts w:ascii="PT Serif" w:hAnsi="PT Serif"/>
           <w:b w:val="0"/>
           <w:sz w:val="24"/>
         </w:rPr>
@@ -466,7 +466,7 @@
       </w:pPr>
       <w:r>
         <w:rPr>
-          <w:rFonts w:ascii="Times New Roman" w:hAnsi="Times New Roman"/>
+          <w:rFonts w:ascii="Golos Text" w:hAnsi="Golos Text"/>
           <w:b/>
           <w:sz w:val="24"/>
         </w:rPr>
@@ -482,7 +482,7 @@
       </w:pPr>
       <w:r>
         <w:rPr>
-          <w:rFonts w:ascii="Times New Roman" w:hAnsi="Times New Roman"/>
+          <w:rFonts w:ascii="PT Serif" w:hAnsi="PT Serif"/>
           <w:b/>
           <w:sz w:val="24"/>
         </w:rPr>
@@ -490,7 +490,7 @@
       </w:r>
       <w:r>
         <w:rPr>
-          <w:rFonts w:ascii="Times New Roman" w:hAnsi="Times New Roman"/>
+          <w:rFonts w:ascii="PT Serif" w:hAnsi="PT Serif"/>
           <w:b/>
           <w:sz w:val="24"/>
         </w:rPr>
@@ -498,7 +498,7 @@
       </w:r>
       <w:r>
         <w:rPr>
-          <w:rFonts w:ascii="Times New Roman" w:hAnsi="Times New Roman"/>
+          <w:rFonts w:ascii="PT Serif" w:hAnsi="PT Serif"/>
           <w:b w:val="0"/>
           <w:sz w:val="24"/>
         </w:rPr>
@@ -506,7 +506,7 @@
       </w:r>
       <w:r>
         <w:rPr>
-          <w:rFonts w:ascii="Times New Roman" w:hAnsi="Times New Roman"/>
+          <w:rFonts w:ascii="PT Serif" w:hAnsi="PT Serif"/>
           <w:b/>
           <w:sz w:val="24"/>
         </w:rPr>
@@ -514,7 +514,7 @@
       </w:r>
       <w:r>
         <w:rPr>
-          <w:rFonts w:ascii="Times New Roman" w:hAnsi="Times New Roman"/>
+          <w:rFonts w:ascii="PT Serif" w:hAnsi="PT Serif"/>
           <w:b w:val="0"/>
           <w:sz w:val="24"/>
         </w:rPr>
@@ -529,7 +529,7 @@
       </w:pPr>
       <w:r>
         <w:rPr>
-          <w:rFonts w:ascii="Times New Roman" w:hAnsi="Times New Roman"/>
+          <w:rFonts w:ascii="PT Serif" w:hAnsi="PT Serif"/>
           <w:b/>
           <w:sz w:val="24"/>
         </w:rPr>
@@ -537,7 +537,7 @@
       </w:r>
       <w:r>
         <w:rPr>
-          <w:rFonts w:ascii="Times New Roman" w:hAnsi="Times New Roman"/>
+          <w:rFonts w:ascii="PT Serif" w:hAnsi="PT Serif"/>
           <w:b w:val="0"/>
           <w:sz w:val="24"/>
         </w:rPr>
@@ -545,7 +545,7 @@
       </w:r>
       <w:r>
         <w:rPr>
-          <w:rFonts w:ascii="Times New Roman" w:hAnsi="Times New Roman"/>
+          <w:rFonts w:ascii="PT Serif" w:hAnsi="PT Serif"/>
           <w:b/>
           <w:sz w:val="24"/>
         </w:rPr>
@@ -553,7 +553,7 @@
       </w:r>
       <w:r>
         <w:rPr>
-          <w:rFonts w:ascii="Times New Roman" w:hAnsi="Times New Roman"/>
+          <w:rFonts w:ascii="PT Serif" w:hAnsi="PT Serif"/>
           <w:b w:val="0"/>
           <w:sz w:val="24"/>
         </w:rPr>
@@ -568,7 +568,7 @@
       </w:pPr>
       <w:r>
         <w:rPr>
-          <w:rFonts w:ascii="Times New Roman" w:hAnsi="Times New Roman"/>
+          <w:rFonts w:ascii="PT Serif" w:hAnsi="PT Serif"/>
           <w:b/>
           <w:sz w:val="24"/>
         </w:rPr>
@@ -576,7 +576,7 @@
       </w:r>
       <w:r>
         <w:rPr>
-          <w:rFonts w:ascii="Times New Roman" w:hAnsi="Times New Roman"/>
+          <w:rFonts w:ascii="PT Serif" w:hAnsi="PT Serif"/>
           <w:b w:val="0"/>
           <w:sz w:val="24"/>
         </w:rPr>
@@ -591,7 +591,7 @@
       </w:pPr>
       <w:r>
         <w:rPr>
-          <w:rFonts w:ascii="Times New Roman" w:hAnsi="Times New Roman"/>
+          <w:rFonts w:ascii="PT Serif" w:hAnsi="PT Serif"/>
           <w:b/>
           <w:sz w:val="24"/>
         </w:rPr>
@@ -599,7 +599,7 @@
       </w:r>
       <w:r>
         <w:rPr>
-          <w:rFonts w:ascii="Times New Roman" w:hAnsi="Times New Roman"/>
+          <w:rFonts w:ascii="PT Serif" w:hAnsi="PT Serif"/>
           <w:b w:val="0"/>
           <w:sz w:val="24"/>
         </w:rPr>
@@ -607,7 +607,7 @@
       </w:r>
       <w:r>
         <w:rPr>
-          <w:rFonts w:ascii="Times New Roman" w:hAnsi="Times New Roman"/>
+          <w:rFonts w:ascii="PT Serif" w:hAnsi="PT Serif"/>
           <w:b/>
           <w:sz w:val="24"/>
         </w:rPr>
@@ -615,7 +615,7 @@
       </w:r>
       <w:r>
         <w:rPr>
-          <w:rFonts w:ascii="Times New Roman" w:hAnsi="Times New Roman"/>
+          <w:rFonts w:ascii="PT Serif" w:hAnsi="PT Serif"/>
           <w:b w:val="0"/>
           <w:sz w:val="24"/>
         </w:rPr>
@@ -630,7 +630,7 @@
       </w:pPr>
       <w:r>
         <w:rPr>
-          <w:rFonts w:ascii="Times New Roman" w:hAnsi="Times New Roman"/>
+          <w:rFonts w:ascii="PT Serif" w:hAnsi="PT Serif"/>
           <w:b/>
           <w:sz w:val="24"/>
         </w:rPr>
@@ -638,7 +638,7 @@
       </w:r>
       <w:r>
         <w:rPr>
-          <w:rFonts w:ascii="Times New Roman" w:hAnsi="Times New Roman"/>
+          <w:rFonts w:ascii="PT Serif" w:hAnsi="PT Serif"/>
           <w:b w:val="0"/>
           <w:sz w:val="24"/>
         </w:rPr>
@@ -692,7 +692,7 @@
       </w:pPr>
       <w:r>
         <w:rPr>
-          <w:rFonts w:ascii="Times New Roman" w:hAnsi="Times New Roman"/>
+          <w:rFonts w:ascii="PT Serif" w:hAnsi="PT Serif"/>
           <w:b w:val="0"/>
           <w:sz w:val="22"/>
         </w:rPr>
@@ -707,7 +707,7 @@
       </w:pPr>
       <w:r>
         <w:rPr>
-          <w:rFonts w:ascii="Times New Roman" w:hAnsi="Times New Roman"/>
+          <w:rFonts w:ascii="Golos Text" w:hAnsi="Golos Text"/>
           <w:b/>
           <w:sz w:val="24"/>
         </w:rPr>
@@ -722,7 +722,7 @@
       </w:pPr>
       <w:r>
         <w:rPr>
-          <w:rFonts w:ascii="Times New Roman" w:hAnsi="Times New Roman"/>
+          <w:rFonts w:ascii="Golos Text" w:hAnsi="Golos Text"/>
           <w:b/>
           <w:sz w:val="24"/>
         </w:rPr>
@@ -737,7 +737,7 @@
       </w:pPr>
       <w:r>
         <w:rPr>
-          <w:rFonts w:ascii="Times New Roman" w:hAnsi="Times New Roman"/>
+          <w:rFonts w:ascii="PT Serif" w:hAnsi="PT Serif"/>
           <w:b/>
           <w:sz w:val="24"/>
         </w:rPr>
@@ -745,7 +745,7 @@
       </w:r>
       <w:r>
         <w:rPr>
-          <w:rFonts w:ascii="Times New Roman" w:hAnsi="Times New Roman"/>
+          <w:rFonts w:ascii="PT Serif" w:hAnsi="PT Serif"/>
           <w:b w:val="0"/>
           <w:sz w:val="24"/>
         </w:rPr>
@@ -753,7 +753,7 @@
       </w:r>
       <w:r>
         <w:rPr>
-          <w:rFonts w:ascii="Times New Roman" w:hAnsi="Times New Roman"/>
+          <w:rFonts w:ascii="PT Serif" w:hAnsi="PT Serif"/>
           <w:b/>
           <w:sz w:val="24"/>
         </w:rPr>
@@ -761,7 +761,7 @@
       </w:r>
       <w:r>
         <w:rPr>
-          <w:rFonts w:ascii="Times New Roman" w:hAnsi="Times New Roman"/>
+          <w:rFonts w:ascii="PT Serif" w:hAnsi="PT Serif"/>
           <w:b w:val="0"/>
           <w:sz w:val="24"/>
         </w:rPr>
@@ -776,7 +776,7 @@
       </w:pPr>
       <w:r>
         <w:rPr>
-          <w:rFonts w:ascii="Times New Roman" w:hAnsi="Times New Roman"/>
+          <w:rFonts w:ascii="PT Serif" w:hAnsi="PT Serif"/>
           <w:b w:val="0"/>
           <w:sz w:val="22"/>
         </w:rPr>
@@ -791,7 +791,7 @@
       </w:pPr>
       <w:r>
         <w:rPr>
-          <w:rFonts w:ascii="Times New Roman" w:hAnsi="Times New Roman"/>
+          <w:rFonts w:ascii="PT Serif" w:hAnsi="PT Serif"/>
           <w:b/>
           <w:sz w:val="24"/>
         </w:rPr>
@@ -799,7 +799,7 @@
       </w:r>
       <w:r>
         <w:rPr>
-          <w:rFonts w:ascii="Times New Roman" w:hAnsi="Times New Roman"/>
+          <w:rFonts w:ascii="PT Serif" w:hAnsi="PT Serif"/>
           <w:b w:val="0"/>
           <w:sz w:val="24"/>
         </w:rPr>
@@ -807,7 +807,7 @@
       </w:r>
       <w:r>
         <w:rPr>
-          <w:rFonts w:ascii="Times New Roman" w:hAnsi="Times New Roman"/>
+          <w:rFonts w:ascii="PT Serif" w:hAnsi="PT Serif"/>
           <w:b/>
           <w:sz w:val="24"/>
         </w:rPr>
@@ -815,7 +815,7 @@
       </w:r>
       <w:r>
         <w:rPr>
-          <w:rFonts w:ascii="Times New Roman" w:hAnsi="Times New Roman"/>
+          <w:rFonts w:ascii="PT Serif" w:hAnsi="PT Serif"/>
           <w:b w:val="0"/>
           <w:sz w:val="24"/>
         </w:rPr>
@@ -829,7 +829,7 @@
       </w:pPr>
       <w:r>
         <w:rPr>
-          <w:rFonts w:ascii="Times New Roman" w:hAnsi="Times New Roman"/>
+          <w:rFonts w:ascii="Golos Text" w:hAnsi="Golos Text"/>
           <w:b/>
           <w:sz w:val="24"/>
         </w:rPr>
@@ -844,7 +844,7 @@
       </w:pPr>
       <w:r>
         <w:rPr>
-          <w:rFonts w:ascii="Times New Roman" w:hAnsi="Times New Roman"/>
+          <w:rFonts w:ascii="PT Serif" w:hAnsi="PT Serif"/>
           <w:b/>
           <w:sz w:val="24"/>
         </w:rPr>
@@ -852,7 +852,7 @@
       </w:r>
       <w:r>
         <w:rPr>
-          <w:rFonts w:ascii="Times New Roman" w:hAnsi="Times New Roman"/>
+          <w:rFonts w:ascii="PT Serif" w:hAnsi="PT Serif"/>
           <w:b w:val="0"/>
           <w:sz w:val="24"/>
         </w:rPr>
@@ -860,7 +860,7 @@
       </w:r>
       <w:r>
         <w:rPr>
-          <w:rFonts w:ascii="Times New Roman" w:hAnsi="Times New Roman"/>
+          <w:rFonts w:ascii="PT Serif" w:hAnsi="PT Serif"/>
           <w:b/>
           <w:sz w:val="24"/>
         </w:rPr>
@@ -868,7 +868,7 @@
       </w:r>
       <w:r>
         <w:rPr>
-          <w:rFonts w:ascii="Times New Roman" w:hAnsi="Times New Roman"/>
+          <w:rFonts w:ascii="PT Serif" w:hAnsi="PT Serif"/>
           <w:b w:val="0"/>
           <w:sz w:val="24"/>
         </w:rPr>
@@ -883,7 +883,7 @@
       </w:pPr>
       <w:r>
         <w:rPr>
-          <w:rFonts w:ascii="Times New Roman" w:hAnsi="Times New Roman"/>
+          <w:rFonts w:ascii="PT Serif" w:hAnsi="PT Serif"/>
           <w:b w:val="0"/>
           <w:sz w:val="22"/>
         </w:rPr>
@@ -898,7 +898,7 @@
       </w:pPr>
       <w:r>
         <w:rPr>
-          <w:rFonts w:ascii="Times New Roman" w:hAnsi="Times New Roman"/>
+          <w:rFonts w:ascii="PT Serif" w:hAnsi="PT Serif"/>
           <w:b/>
           <w:sz w:val="24"/>
         </w:rPr>
@@ -906,7 +906,7 @@
       </w:r>
       <w:r>
         <w:rPr>
-          <w:rFonts w:ascii="Times New Roman" w:hAnsi="Times New Roman"/>
+          <w:rFonts w:ascii="PT Serif" w:hAnsi="PT Serif"/>
           <w:b w:val="0"/>
           <w:sz w:val="24"/>
         </w:rPr>
@@ -914,7 +914,7 @@
       </w:r>
       <w:r>
         <w:rPr>
-          <w:rFonts w:ascii="Times New Roman" w:hAnsi="Times New Roman"/>
+          <w:rFonts w:ascii="PT Serif" w:hAnsi="PT Serif"/>
           <w:b/>
           <w:sz w:val="24"/>
         </w:rPr>
@@ -922,7 +922,7 @@
       </w:r>
       <w:r>
         <w:rPr>
-          <w:rFonts w:ascii="Times New Roman" w:hAnsi="Times New Roman"/>
+          <w:rFonts w:ascii="PT Serif" w:hAnsi="PT Serif"/>
           <w:b w:val="0"/>
           <w:sz w:val="24"/>
         </w:rPr>
@@ -976,7 +976,7 @@
       </w:pPr>
       <w:r>
         <w:rPr>
-          <w:rFonts w:ascii="Times New Roman" w:hAnsi="Times New Roman"/>
+          <w:rFonts w:ascii="PT Serif" w:hAnsi="PT Serif"/>
           <w:b w:val="0"/>
           <w:sz w:val="22"/>
         </w:rPr>
@@ -991,7 +991,7 @@
       </w:pPr>
       <w:r>
         <w:rPr>
-          <w:rFonts w:ascii="Times New Roman" w:hAnsi="Times New Roman"/>
+          <w:rFonts w:ascii="Golos Text" w:hAnsi="Golos Text"/>
           <w:b/>
           <w:sz w:val="24"/>
         </w:rPr>
@@ -1007,7 +1007,7 @@
       </w:pPr>
       <w:r>
         <w:rPr>
-          <w:rFonts w:ascii="Times New Roman" w:hAnsi="Times New Roman"/>
+          <w:rFonts w:ascii="PT Serif" w:hAnsi="PT Serif"/>
           <w:b/>
           <w:sz w:val="24"/>
         </w:rPr>
@@ -1015,7 +1015,7 @@
       </w:r>
       <w:r>
         <w:rPr>
-          <w:rFonts w:ascii="Times New Roman" w:hAnsi="Times New Roman"/>
+          <w:rFonts w:ascii="PT Serif" w:hAnsi="PT Serif"/>
           <w:b w:val="0"/>
           <w:sz w:val="24"/>
         </w:rPr>
@@ -1065,7 +1065,7 @@
             </w:pPr>
             <w:r>
               <w:rPr>
-                <w:rFonts w:ascii="Times New Roman" w:hAnsi="Times New Roman"/>
+                <w:rFonts w:ascii="Golos Text" w:hAnsi="Golos Text"/>
                 <w:b/>
                 <w:sz w:val="22"/>
               </w:rPr>
@@ -1086,7 +1086,7 @@
             </w:pPr>
             <w:r>
               <w:rPr>
-                <w:rFonts w:ascii="Times New Roman" w:hAnsi="Times New Roman"/>
+                <w:rFonts w:ascii="Golos Text" w:hAnsi="Golos Text"/>
                 <w:b/>
                 <w:sz w:val="22"/>
               </w:rPr>
@@ -1107,7 +1107,7 @@
             </w:pPr>
             <w:r>
               <w:rPr>
-                <w:rFonts w:ascii="Times New Roman" w:hAnsi="Times New Roman"/>
+                <w:rFonts w:ascii="Golos Text" w:hAnsi="Golos Text"/>
                 <w:b/>
                 <w:sz w:val="22"/>
               </w:rPr>
@@ -1128,7 +1128,7 @@
             </w:pPr>
             <w:r>
               <w:rPr>
-                <w:rFonts w:ascii="Times New Roman" w:hAnsi="Times New Roman"/>
+                <w:rFonts w:ascii="Golos Text" w:hAnsi="Golos Text"/>
                 <w:b/>
                 <w:sz w:val="22"/>
               </w:rPr>
@@ -1149,7 +1149,7 @@
             </w:pPr>
             <w:r>
               <w:rPr>
-                <w:rFonts w:ascii="Times New Roman" w:hAnsi="Times New Roman"/>
+                <w:rFonts w:ascii="Golos Text" w:hAnsi="Golos Text"/>
                 <w:b/>
                 <w:sz w:val="22"/>
               </w:rPr>
@@ -1171,7 +1171,7 @@
             </w:pPr>
             <w:r>
               <w:rPr>
-                <w:rFonts w:ascii="Times New Roman" w:hAnsi="Times New Roman"/>
+                <w:rFonts w:ascii="PT Serif" w:hAnsi="PT Serif"/>
                 <w:b w:val="0"/>
                 <w:sz w:val="22"/>
               </w:rPr>
@@ -1191,7 +1191,7 @@
             </w:pPr>
             <w:r>
               <w:rPr>
-                <w:rFonts w:ascii="Times New Roman" w:hAnsi="Times New Roman"/>
+                <w:rFonts w:ascii="PT Mono" w:hAnsi="PT Mono"/>
                 <w:b w:val="0"/>
                 <w:sz w:val="22"/>
               </w:rPr>
@@ -1211,7 +1211,7 @@
             </w:pPr>
             <w:r>
               <w:rPr>
-                <w:rFonts w:ascii="Times New Roman" w:hAnsi="Times New Roman"/>
+                <w:rFonts w:ascii="PT Mono" w:hAnsi="PT Mono"/>
                 <w:b w:val="0"/>
                 <w:sz w:val="22"/>
               </w:rPr>
@@ -1231,7 +1231,7 @@
             </w:pPr>
             <w:r>
               <w:rPr>
-                <w:rFonts w:ascii="Times New Roman" w:hAnsi="Times New Roman"/>
+                <w:rFonts w:ascii="PT Mono" w:hAnsi="PT Mono"/>
                 <w:b w:val="0"/>
                 <w:sz w:val="22"/>
               </w:rPr>
@@ -1251,7 +1251,7 @@
             </w:pPr>
             <w:r>
               <w:rPr>
-                <w:rFonts w:ascii="Times New Roman" w:hAnsi="Times New Roman"/>
+                <w:rFonts w:ascii="PT Mono" w:hAnsi="PT Mono"/>
                 <w:b w:val="0"/>
                 <w:sz w:val="22"/>
               </w:rPr>
@@ -1273,7 +1273,7 @@
             </w:pPr>
             <w:r>
               <w:rPr>
-                <w:rFonts w:ascii="Times New Roman" w:hAnsi="Times New Roman"/>
+                <w:rFonts w:ascii="PT Serif" w:hAnsi="PT Serif"/>
                 <w:b w:val="0"/>
                 <w:sz w:val="22"/>
               </w:rPr>
@@ -1293,7 +1293,7 @@
             </w:pPr>
             <w:r>
               <w:rPr>
-                <w:rFonts w:ascii="Times New Roman" w:hAnsi="Times New Roman"/>
+                <w:rFonts w:ascii="PT Mono" w:hAnsi="PT Mono"/>
                 <w:b w:val="0"/>
                 <w:sz w:val="22"/>
               </w:rPr>
@@ -1313,7 +1313,7 @@
             </w:pPr>
             <w:r>
               <w:rPr>
-                <w:rFonts w:ascii="Times New Roman" w:hAnsi="Times New Roman"/>
+                <w:rFonts w:ascii="PT Mono" w:hAnsi="PT Mono"/>
                 <w:b w:val="0"/>
                 <w:sz w:val="22"/>
               </w:rPr>
@@ -1333,7 +1333,7 @@
             </w:pPr>
             <w:r>
               <w:rPr>
-                <w:rFonts w:ascii="Times New Roman" w:hAnsi="Times New Roman"/>
+                <w:rFonts w:ascii="PT Mono" w:hAnsi="PT Mono"/>
                 <w:b w:val="0"/>
                 <w:sz w:val="22"/>
               </w:rPr>
@@ -1353,7 +1353,7 @@
             </w:pPr>
             <w:r>
               <w:rPr>
-                <w:rFonts w:ascii="Times New Roman" w:hAnsi="Times New Roman"/>
+                <w:rFonts w:ascii="PT Mono" w:hAnsi="PT Mono"/>
                 <w:b w:val="0"/>
                 <w:sz w:val="22"/>
               </w:rPr>
@@ -1375,7 +1375,7 @@
             </w:pPr>
             <w:r>
               <w:rPr>
-                <w:rFonts w:ascii="Times New Roman" w:hAnsi="Times New Roman"/>
+                <w:rFonts w:ascii="PT Serif" w:hAnsi="PT Serif"/>
                 <w:b w:val="0"/>
                 <w:sz w:val="22"/>
               </w:rPr>
@@ -1395,7 +1395,7 @@
             </w:pPr>
             <w:r>
               <w:rPr>
-                <w:rFonts w:ascii="Times New Roman" w:hAnsi="Times New Roman"/>
+                <w:rFonts w:ascii="PT Mono" w:hAnsi="PT Mono"/>
                 <w:b w:val="0"/>
                 <w:sz w:val="22"/>
               </w:rPr>
@@ -1415,7 +1415,7 @@
             </w:pPr>
             <w:r>
               <w:rPr>
-                <w:rFonts w:ascii="Times New Roman" w:hAnsi="Times New Roman"/>
+                <w:rFonts w:ascii="PT Mono" w:hAnsi="PT Mono"/>
                 <w:b w:val="0"/>
                 <w:sz w:val="22"/>
               </w:rPr>
@@ -1435,7 +1435,7 @@
             </w:pPr>
             <w:r>
               <w:rPr>
-                <w:rFonts w:ascii="Times New Roman" w:hAnsi="Times New Roman"/>
+                <w:rFonts w:ascii="PT Mono" w:hAnsi="PT Mono"/>
                 <w:b w:val="0"/>
                 <w:sz w:val="22"/>
               </w:rPr>
@@ -1455,7 +1455,7 @@
             </w:pPr>
             <w:r>
               <w:rPr>
-                <w:rFonts w:ascii="Times New Roman" w:hAnsi="Times New Roman"/>
+                <w:rFonts w:ascii="PT Mono" w:hAnsi="PT Mono"/>
                 <w:b w:val="0"/>
                 <w:sz w:val="22"/>
               </w:rPr>
@@ -1477,7 +1477,7 @@
             </w:pPr>
             <w:r>
               <w:rPr>
-                <w:rFonts w:ascii="Times New Roman" w:hAnsi="Times New Roman"/>
+                <w:rFonts w:ascii="PT Serif" w:hAnsi="PT Serif"/>
                 <w:b/>
                 <w:sz w:val="22"/>
               </w:rPr>
@@ -1497,7 +1497,7 @@
             </w:pPr>
             <w:r>
               <w:rPr>
-                <w:rFonts w:ascii="Times New Roman" w:hAnsi="Times New Roman"/>
+                <w:rFonts w:ascii="PT Mono" w:hAnsi="PT Mono"/>
                 <w:b w:val="0"/>
                 <w:sz w:val="22"/>
               </w:rPr>
@@ -1516,7 +1516,7 @@
             </w:pPr>
             <w:r>
               <w:rPr>
-                <w:rFonts w:ascii="Times New Roman" w:hAnsi="Times New Roman"/>
+                <w:rFonts w:ascii="PT Mono" w:hAnsi="PT Mono"/>
                 <w:b w:val="0"/>
                 <w:sz w:val="22"/>
               </w:rPr>
@@ -1535,7 +1535,7 @@
             </w:pPr>
             <w:r>
               <w:rPr>
-                <w:rFonts w:ascii="Times New Roman" w:hAnsi="Times New Roman"/>
+                <w:rFonts w:ascii="PT Mono" w:hAnsi="PT Mono"/>
                 <w:b w:val="0"/>
                 <w:sz w:val="22"/>
               </w:rPr>
@@ -1554,7 +1554,7 @@
             </w:pPr>
             <w:r>
               <w:rPr>
-                <w:rFonts w:ascii="Times New Roman" w:hAnsi="Times New Roman"/>
+                <w:rFonts w:ascii="PT Mono" w:hAnsi="PT Mono"/>
                 <w:b/>
                 <w:sz w:val="22"/>
               </w:rPr>
@@ -1576,7 +1576,7 @@
             </w:pPr>
             <w:r>
               <w:rPr>
-                <w:rFonts w:ascii="Times New Roman" w:hAnsi="Times New Roman"/>
+                <w:rFonts w:ascii="PT Serif" w:hAnsi="PT Serif"/>
                 <w:b/>
                 <w:sz w:val="22"/>
               </w:rPr>
@@ -1596,7 +1596,7 @@
             </w:pPr>
             <w:r>
               <w:rPr>
-                <w:rFonts w:ascii="Times New Roman" w:hAnsi="Times New Roman"/>
+                <w:rFonts w:ascii="PT Mono" w:hAnsi="PT Mono"/>
                 <w:b w:val="0"/>
                 <w:sz w:val="22"/>
               </w:rPr>
@@ -1615,7 +1615,7 @@
             </w:pPr>
             <w:r>
               <w:rPr>
-                <w:rFonts w:ascii="Times New Roman" w:hAnsi="Times New Roman"/>
+                <w:rFonts w:ascii="PT Mono" w:hAnsi="PT Mono"/>
                 <w:b w:val="0"/>
                 <w:sz w:val="22"/>
               </w:rPr>
@@ -1634,7 +1634,7 @@
             </w:pPr>
             <w:r>
               <w:rPr>
-                <w:rFonts w:ascii="Times New Roman" w:hAnsi="Times New Roman"/>
+                <w:rFonts w:ascii="PT Mono" w:hAnsi="PT Mono"/>
                 <w:b w:val="0"/>
                 <w:sz w:val="22"/>
               </w:rPr>
@@ -1653,7 +1653,7 @@
             </w:pPr>
             <w:r>
               <w:rPr>
-                <w:rFonts w:ascii="Times New Roman" w:hAnsi="Times New Roman"/>
+                <w:rFonts w:ascii="PT Mono" w:hAnsi="PT Mono"/>
                 <w:b/>
                 <w:sz w:val="22"/>
               </w:rPr>
@@ -1675,7 +1675,7 @@
             </w:pPr>
             <w:r>
               <w:rPr>
-                <w:rFonts w:ascii="Times New Roman" w:hAnsi="Times New Roman"/>
+                <w:rFonts w:ascii="PT Serif" w:hAnsi="PT Serif"/>
                 <w:b/>
                 <w:sz w:val="22"/>
               </w:rPr>
@@ -1695,7 +1695,7 @@
             </w:pPr>
             <w:r>
               <w:rPr>
-                <w:rFonts w:ascii="Times New Roman" w:hAnsi="Times New Roman"/>
+                <w:rFonts w:ascii="PT Mono" w:hAnsi="PT Mono"/>
                 <w:b w:val="0"/>
                 <w:sz w:val="22"/>
               </w:rPr>
@@ -1714,7 +1714,7 @@
             </w:pPr>
             <w:r>
               <w:rPr>
-                <w:rFonts w:ascii="Times New Roman" w:hAnsi="Times New Roman"/>
+                <w:rFonts w:ascii="PT Mono" w:hAnsi="PT Mono"/>
                 <w:b w:val="0"/>
                 <w:sz w:val="22"/>
               </w:rPr>
@@ -1733,7 +1733,7 @@
             </w:pPr>
             <w:r>
               <w:rPr>
-                <w:rFonts w:ascii="Times New Roman" w:hAnsi="Times New Roman"/>
+                <w:rFonts w:ascii="PT Mono" w:hAnsi="PT Mono"/>
                 <w:b w:val="0"/>
                 <w:sz w:val="22"/>
               </w:rPr>
@@ -1752,7 +1752,7 @@
             </w:pPr>
             <w:r>
               <w:rPr>
-                <w:rFonts w:ascii="Times New Roman" w:hAnsi="Times New Roman"/>
+                <w:rFonts w:ascii="PT Mono" w:hAnsi="PT Mono"/>
                 <w:b/>
                 <w:sz w:val="22"/>
               </w:rPr>
@@ -1771,7 +1771,7 @@
       </w:pPr>
       <w:r>
         <w:rPr>
-          <w:rFonts w:ascii="Times New Roman" w:hAnsi="Times New Roman"/>
+          <w:rFonts w:ascii="Golos Text" w:hAnsi="Golos Text"/>
           <w:b/>
           <w:sz w:val="24"/>
         </w:rPr>
@@ -1787,7 +1787,7 @@
       </w:pPr>
       <w:r>
         <w:rPr>
-          <w:rFonts w:ascii="Times New Roman" w:hAnsi="Times New Roman"/>
+          <w:rFonts w:ascii="PT Serif" w:hAnsi="PT Serif"/>
           <w:b/>
           <w:sz w:val="24"/>
         </w:rPr>
@@ -1795,7 +1795,7 @@
       </w:r>
       <w:r>
         <w:rPr>
-          <w:rFonts w:ascii="Times New Roman" w:hAnsi="Times New Roman"/>
+          <w:rFonts w:ascii="PT Serif" w:hAnsi="PT Serif"/>
           <w:b w:val="0"/>
           <w:sz w:val="24"/>
         </w:rPr>
@@ -1803,7 +1803,7 @@
       </w:r>
       <w:r>
         <w:rPr>
-          <w:rFonts w:ascii="Times New Roman" w:hAnsi="Times New Roman"/>
+          <w:rFonts w:ascii="PT Serif" w:hAnsi="PT Serif"/>
           <w:b/>
           <w:sz w:val="24"/>
         </w:rPr>
@@ -1811,7 +1811,7 @@
       </w:r>
       <w:r>
         <w:rPr>
-          <w:rFonts w:ascii="Times New Roman" w:hAnsi="Times New Roman"/>
+          <w:rFonts w:ascii="PT Serif" w:hAnsi="PT Serif"/>
           <w:b w:val="0"/>
           <w:sz w:val="24"/>
         </w:rPr>
@@ -1826,7 +1826,7 @@
       </w:pPr>
       <w:r>
         <w:rPr>
-          <w:rFonts w:ascii="Times New Roman" w:hAnsi="Times New Roman"/>
+          <w:rFonts w:ascii="PT Serif" w:hAnsi="PT Serif"/>
           <w:b/>
           <w:sz w:val="24"/>
         </w:rPr>
@@ -1834,7 +1834,7 @@
       </w:r>
       <w:r>
         <w:rPr>
-          <w:rFonts w:ascii="Times New Roman" w:hAnsi="Times New Roman"/>
+          <w:rFonts w:ascii="PT Serif" w:hAnsi="PT Serif"/>
           <w:b w:val="0"/>
           <w:sz w:val="24"/>
         </w:rPr>
@@ -1842,7 +1842,7 @@
       </w:r>
       <w:r>
         <w:rPr>
-          <w:rFonts w:ascii="Times New Roman" w:hAnsi="Times New Roman"/>
+          <w:rFonts w:ascii="PT Serif" w:hAnsi="PT Serif"/>
           <w:b/>
           <w:sz w:val="24"/>
         </w:rPr>
@@ -1850,7 +1850,7 @@
       </w:r>
       <w:r>
         <w:rPr>
-          <w:rFonts w:ascii="Times New Roman" w:hAnsi="Times New Roman"/>
+          <w:rFonts w:ascii="PT Serif" w:hAnsi="PT Serif"/>
           <w:b w:val="0"/>
           <w:sz w:val="24"/>
         </w:rPr>
@@ -1865,7 +1865,7 @@
       </w:pPr>
       <w:r>
         <w:rPr>
-          <w:rFonts w:ascii="Times New Roman" w:hAnsi="Times New Roman"/>
+          <w:rFonts w:ascii="Golos Text" w:hAnsi="Golos Text"/>
           <w:b/>
           <w:sz w:val="24"/>
         </w:rPr>
@@ -1880,7 +1880,7 @@
       </w:pPr>
       <w:r>
         <w:rPr>
-          <w:rFonts w:ascii="Times New Roman" w:hAnsi="Times New Roman"/>
+          <w:rFonts w:ascii="PT Serif" w:hAnsi="PT Serif"/>
           <w:b w:val="0"/>
           <w:sz w:val="24"/>
         </w:rPr>
@@ -1895,7 +1895,7 @@
       </w:pPr>
       <w:r>
         <w:rPr>
-          <w:rFonts w:ascii="Times New Roman" w:hAnsi="Times New Roman"/>
+          <w:rFonts w:ascii="PT Serif" w:hAnsi="PT Serif"/>
           <w:b w:val="0"/>
           <w:sz w:val="24"/>
         </w:rPr>
@@ -1910,7 +1910,7 @@
       </w:pPr>
       <w:r>
         <w:rPr>
-          <w:rFonts w:ascii="Times New Roman" w:hAnsi="Times New Roman"/>
+          <w:rFonts w:ascii="PT Serif" w:hAnsi="PT Serif"/>
           <w:b w:val="0"/>
           <w:sz w:val="24"/>
         </w:rPr>
@@ -1925,7 +1925,7 @@
       </w:pPr>
       <w:r>
         <w:rPr>
-          <w:rFonts w:ascii="Times New Roman" w:hAnsi="Times New Roman"/>
+          <w:rFonts w:ascii="PT Serif" w:hAnsi="PT Serif"/>
           <w:b w:val="0"/>
           <w:sz w:val="24"/>
         </w:rPr>
@@ -1939,7 +1939,7 @@
       </w:pPr>
       <w:r>
         <w:rPr>
-          <w:rFonts w:ascii="Times New Roman" w:hAnsi="Times New Roman"/>
+          <w:rFonts w:ascii="Golos Text" w:hAnsi="Golos Text"/>
           <w:b/>
           <w:sz w:val="24"/>
         </w:rPr>
@@ -1954,7 +1954,7 @@
       </w:pPr>
       <w:r>
         <w:rPr>
-          <w:rFonts w:ascii="Times New Roman" w:hAnsi="Times New Roman"/>
+          <w:rFonts w:ascii="PT Serif" w:hAnsi="PT Serif"/>
           <w:b w:val="0"/>
           <w:sz w:val="24"/>
         </w:rPr>
@@ -1969,7 +1969,7 @@
       </w:pPr>
       <w:r>
         <w:rPr>
-          <w:rFonts w:ascii="Times New Roman" w:hAnsi="Times New Roman"/>
+          <w:rFonts w:ascii="PT Serif" w:hAnsi="PT Serif"/>
           <w:b w:val="0"/>
           <w:sz w:val="24"/>
         </w:rPr>
@@ -1984,7 +1984,7 @@
       </w:pPr>
       <w:r>
         <w:rPr>
-          <w:rFonts w:ascii="Times New Roman" w:hAnsi="Times New Roman"/>
+          <w:rFonts w:ascii="PT Serif" w:hAnsi="PT Serif"/>
           <w:b w:val="0"/>
           <w:sz w:val="24"/>
         </w:rPr>
@@ -1999,7 +1999,7 @@
       </w:pPr>
       <w:r>
         <w:rPr>
-          <w:rFonts w:ascii="Times New Roman" w:hAnsi="Times New Roman"/>
+          <w:rFonts w:ascii="PT Serif" w:hAnsi="PT Serif"/>
           <w:b w:val="0"/>
           <w:sz w:val="24"/>
         </w:rPr>
@@ -2014,7 +2014,7 @@
       </w:pPr>
       <w:r>
         <w:rPr>
-          <w:rFonts w:ascii="Times New Roman" w:hAnsi="Times New Roman"/>
+          <w:rFonts w:ascii="PT Serif" w:hAnsi="PT Serif"/>
           <w:b w:val="0"/>
           <w:sz w:val="24"/>
         </w:rPr>
@@ -2029,7 +2029,7 @@
       </w:pPr>
       <w:r>
         <w:rPr>
-          <w:rFonts w:ascii="Times New Roman" w:hAnsi="Times New Roman"/>
+          <w:rFonts w:ascii="PT Serif" w:hAnsi="PT Serif"/>
           <w:b w:val="0"/>
           <w:sz w:val="24"/>
         </w:rPr>
@@ -2044,7 +2044,7 @@
       </w:pPr>
       <w:r>
         <w:rPr>
-          <w:rFonts w:ascii="Times New Roman" w:hAnsi="Times New Roman"/>
+          <w:rFonts w:ascii="PT Serif" w:hAnsi="PT Serif"/>
           <w:b w:val="0"/>
           <w:sz w:val="24"/>
         </w:rPr>
@@ -2059,7 +2059,7 @@
       </w:pPr>
       <w:r>
         <w:rPr>
-          <w:rFonts w:ascii="Times New Roman" w:hAnsi="Times New Roman"/>
+          <w:rFonts w:ascii="PT Serif" w:hAnsi="PT Serif"/>
           <w:b w:val="0"/>
           <w:sz w:val="24"/>
         </w:rPr>
@@ -2100,7 +2100,7 @@
             </w:pPr>
             <w:r>
               <w:rPr>
-                <w:rFonts w:ascii="Times New Roman" w:hAnsi="Times New Roman"/>
+                <w:rFonts w:ascii="PT Serif" w:hAnsi="PT Serif"/>
                 <w:b w:val="0"/>
                 <w:sz w:val="24"/>
               </w:rPr>
@@ -2128,7 +2128,7 @@
             </w:pPr>
             <w:r>
               <w:rPr>
-                <w:rFonts w:ascii="Times New Roman" w:hAnsi="Times New Roman"/>
+                <w:rFonts w:ascii="PT Serif" w:hAnsi="PT Serif"/>
                 <w:b w:val="0"/>
                 <w:sz w:val="24"/>
               </w:rPr>
@@ -2145,7 +2145,7 @@
       </w:pPr>
       <w:r>
         <w:rPr>
-          <w:rFonts w:ascii="Times New Roman" w:hAnsi="Times New Roman"/>
+          <w:rFonts w:ascii="PT Serif" w:hAnsi="PT Serif"/>
           <w:b w:val="0"/>
           <w:sz w:val="24"/>
         </w:rPr>
@@ -2180,7 +2180,7 @@
     </w:pPr>
     <w:r>
       <w:rPr>
-        <w:rFonts w:ascii="Times New Roman" w:hAnsi="Times New Roman"/>
+        <w:rFonts w:ascii="PT Serif" w:hAnsi="PT Serif"/>
         <w:b w:val="0"/>
         <w:sz w:val="18"/>
       </w:rPr>
@@ -2199,7 +2199,7 @@
     </w:pPr>
     <w:r>
       <w:rPr>
-        <w:rFonts w:ascii="Times New Roman" w:hAnsi="Times New Roman"/>
+        <w:rFonts w:ascii="Golos Text" w:hAnsi="Golos Text"/>
         <w:b w:val="0"/>
         <w:sz w:val="24"/>
       </w:rPr>
@@ -2207,7 +2207,7 @@
     <w:fldSimple w:instr=" PAGE ">
       <w:r>
         <w:rPr>
-          <w:rFonts w:ascii="Times New Roman" w:hAnsi="Times New Roman"/>
+          <w:rFonts w:ascii="Golos Text" w:hAnsi="Golos Text"/>
           <w:b w:val="0"/>
           <w:sz w:val="24"/>
         </w:rPr>

--- a/knowledge/legal-design/samples/obrazets_isk_ru.docx
+++ b/knowledge/legal-design/samples/obrazets_isk_ru.docx
@@ -43,7 +43,7 @@
             </w:pPr>
             <w:r>
               <w:rPr>
-                <w:rFonts w:ascii="Golos Text" w:hAnsi="Golos Text"/>
+                <w:rFonts w:ascii="Playfair Display" w:hAnsi="Playfair Display"/>
                 <w:b/>
                 <w:sz w:val="24"/>
               </w:rPr>
@@ -242,8 +242,9 @@
       </w:pPr>
       <w:r>
         <w:rPr>
-          <w:rFonts w:ascii="Golos Text" w:hAnsi="Golos Text"/>
+          <w:rFonts w:ascii="Playfair Display" w:hAnsi="Playfair Display"/>
           <w:b/>
+          <w:spacing w:val="60"/>
           <w:sz w:val="28"/>
         </w:rPr>
         <w:t>ИСКОВОЕ ЗАЯВЛЕНИЕ</w:t>
@@ -256,8 +257,9 @@
       </w:pPr>
       <w:r>
         <w:rPr>
-          <w:rFonts w:ascii="Golos Text" w:hAnsi="Golos Text"/>
+          <w:rFonts w:ascii="Playfair Display" w:hAnsi="Playfair Display"/>
           <w:b/>
+          <w:spacing w:val="12"/>
           <w:sz w:val="26"/>
         </w:rPr>
         <w:t>о взыскании предварительной оплаты и процентов за пользование чужими денежными средствами</w:t>
@@ -476,18 +478,13 @@
     </w:p>
     <w:p>
       <w:pPr>
+        <w:numPr>
+          <w:ilvl w:val="0"/>
+          <w:numId w:val="10"/>
+        </w:numPr>
         <w:spacing w:after="120"/>
-        <w:ind w:left="624" w:hanging="624"/>
         <w:jc w:val="both"/>
       </w:pPr>
-      <w:r>
-        <w:rPr>
-          <w:rFonts w:ascii="PT Serif" w:hAnsi="PT Serif"/>
-          <w:b/>
-          <w:sz w:val="24"/>
-        </w:rPr>
-        <w:t xml:space="preserve">1. </w:t>
-      </w:r>
       <w:r>
         <w:rPr>
           <w:rFonts w:ascii="PT Serif" w:hAnsi="PT Serif"/>
@@ -523,18 +520,13 @@
     </w:p>
     <w:p>
       <w:pPr>
+        <w:numPr>
+          <w:ilvl w:val="0"/>
+          <w:numId w:val="10"/>
+        </w:numPr>
         <w:spacing w:after="120"/>
-        <w:ind w:left="624" w:hanging="624"/>
         <w:jc w:val="both"/>
       </w:pPr>
-      <w:r>
-        <w:rPr>
-          <w:rFonts w:ascii="PT Serif" w:hAnsi="PT Serif"/>
-          <w:b/>
-          <w:sz w:val="24"/>
-        </w:rPr>
-        <w:t xml:space="preserve">2. </w:t>
-      </w:r>
       <w:r>
         <w:rPr>
           <w:rFonts w:ascii="PT Serif" w:hAnsi="PT Serif"/>
@@ -557,23 +549,18 @@
           <w:b w:val="0"/>
           <w:sz w:val="24"/>
         </w:rPr>
-        <w:t xml:space="preserve"> платежным поручением № 312 (Приложение 2). Оплата произведена в полном объеме и в срок, установленный пунктом 3.1 договора.</w:t>
+        <w:t xml:space="preserve"> платежным поручением № 312 (Приложение 2). Оплата произведена в полном объеме и в срок, установленный пунктом 3.1 договора, что подтверждается выпиской по расчетному счету (Приложение 3).</w:t>
       </w:r>
     </w:p>
     <w:p>
       <w:pPr>
+        <w:numPr>
+          <w:ilvl w:val="0"/>
+          <w:numId w:val="10"/>
+        </w:numPr>
         <w:spacing w:after="120"/>
-        <w:ind w:left="624" w:hanging="624"/>
         <w:jc w:val="both"/>
       </w:pPr>
-      <w:r>
-        <w:rPr>
-          <w:rFonts w:ascii="PT Serif" w:hAnsi="PT Serif"/>
-          <w:b/>
-          <w:sz w:val="24"/>
-        </w:rPr>
-        <w:t xml:space="preserve">3. </w:t>
-      </w:r>
       <w:r>
         <w:rPr>
           <w:rFonts w:ascii="PT Serif" w:hAnsi="PT Serif"/>
@@ -585,18 +572,13 @@
     </w:p>
     <w:p>
       <w:pPr>
+        <w:numPr>
+          <w:ilvl w:val="0"/>
+          <w:numId w:val="10"/>
+        </w:numPr>
         <w:spacing w:after="120"/>
-        <w:ind w:left="624" w:hanging="624"/>
         <w:jc w:val="both"/>
       </w:pPr>
-      <w:r>
-        <w:rPr>
-          <w:rFonts w:ascii="PT Serif" w:hAnsi="PT Serif"/>
-          <w:b/>
-          <w:sz w:val="24"/>
-        </w:rPr>
-        <w:t xml:space="preserve">4. </w:t>
-      </w:r>
       <w:r>
         <w:rPr>
           <w:rFonts w:ascii="PT Serif" w:hAnsi="PT Serif"/>
@@ -624,18 +606,13 @@
     </w:p>
     <w:p>
       <w:pPr>
+        <w:numPr>
+          <w:ilvl w:val="0"/>
+          <w:numId w:val="10"/>
+        </w:numPr>
         <w:spacing w:after="120"/>
-        <w:ind w:left="624" w:hanging="624"/>
         <w:jc w:val="both"/>
       </w:pPr>
-      <w:r>
-        <w:rPr>
-          <w:rFonts w:ascii="PT Serif" w:hAnsi="PT Serif"/>
-          <w:b/>
-          <w:sz w:val="24"/>
-        </w:rPr>
-        <w:t xml:space="preserve">5. </w:t>
-      </w:r>
       <w:r>
         <w:rPr>
           <w:rFonts w:ascii="PT Serif" w:hAnsi="PT Serif"/>
@@ -731,18 +708,13 @@
     </w:p>
     <w:p>
       <w:pPr>
+        <w:numPr>
+          <w:ilvl w:val="0"/>
+          <w:numId w:val="10"/>
+        </w:numPr>
         <w:spacing w:after="120"/>
-        <w:ind w:left="624" w:hanging="624"/>
         <w:jc w:val="both"/>
       </w:pPr>
-      <w:r>
-        <w:rPr>
-          <w:rFonts w:ascii="PT Serif" w:hAnsi="PT Serif"/>
-          <w:b/>
-          <w:sz w:val="24"/>
-        </w:rPr>
-        <w:t xml:space="preserve">6. </w:t>
-      </w:r>
       <w:r>
         <w:rPr>
           <w:rFonts w:ascii="PT Serif" w:hAnsi="PT Serif"/>
@@ -785,18 +757,13 @@
     </w:p>
     <w:p>
       <w:pPr>
+        <w:numPr>
+          <w:ilvl w:val="0"/>
+          <w:numId w:val="10"/>
+        </w:numPr>
         <w:spacing w:after="120"/>
-        <w:ind w:left="624" w:hanging="624"/>
         <w:jc w:val="both"/>
       </w:pPr>
-      <w:r>
-        <w:rPr>
-          <w:rFonts w:ascii="PT Serif" w:hAnsi="PT Serif"/>
-          <w:b/>
-          <w:sz w:val="24"/>
-        </w:rPr>
-        <w:t xml:space="preserve">7. </w:t>
-      </w:r>
       <w:r>
         <w:rPr>
           <w:rFonts w:ascii="PT Serif" w:hAnsi="PT Serif"/>
@@ -838,18 +805,13 @@
     </w:p>
     <w:p>
       <w:pPr>
+        <w:numPr>
+          <w:ilvl w:val="0"/>
+          <w:numId w:val="10"/>
+        </w:numPr>
         <w:spacing w:after="120"/>
-        <w:ind w:left="624" w:hanging="624"/>
         <w:jc w:val="both"/>
       </w:pPr>
-      <w:r>
-        <w:rPr>
-          <w:rFonts w:ascii="PT Serif" w:hAnsi="PT Serif"/>
-          <w:b/>
-          <w:sz w:val="24"/>
-        </w:rPr>
-        <w:t xml:space="preserve">8. </w:t>
-      </w:r>
       <w:r>
         <w:rPr>
           <w:rFonts w:ascii="PT Serif" w:hAnsi="PT Serif"/>
@@ -892,18 +854,13 @@
     </w:p>
     <w:p>
       <w:pPr>
+        <w:numPr>
+          <w:ilvl w:val="0"/>
+          <w:numId w:val="10"/>
+        </w:numPr>
         <w:spacing w:after="120"/>
-        <w:ind w:left="624" w:hanging="624"/>
         <w:jc w:val="both"/>
       </w:pPr>
-      <w:r>
-        <w:rPr>
-          <w:rFonts w:ascii="PT Serif" w:hAnsi="PT Serif"/>
-          <w:b/>
-          <w:sz w:val="24"/>
-        </w:rPr>
-        <w:t xml:space="preserve">9. </w:t>
-      </w:r>
       <w:r>
         <w:rPr>
           <w:rFonts w:ascii="PT Serif" w:hAnsi="PT Serif"/>
@@ -1001,25 +958,20 @@
     </w:p>
     <w:p>
       <w:pPr>
+        <w:numPr>
+          <w:ilvl w:val="0"/>
+          <w:numId w:val="10"/>
+        </w:numPr>
         <w:spacing w:after="120"/>
-        <w:ind w:left="624" w:hanging="624"/>
         <w:jc w:val="both"/>
       </w:pPr>
-      <w:r>
-        <w:rPr>
-          <w:rFonts w:ascii="PT Serif" w:hAnsi="PT Serif"/>
-          <w:b/>
-          <w:sz w:val="24"/>
-        </w:rPr>
-        <w:t xml:space="preserve">10. </w:t>
-      </w:r>
       <w:r>
         <w:rPr>
           <w:rFonts w:ascii="PT Serif" w:hAnsi="PT Serif"/>
           <w:b w:val="0"/>
           <w:sz w:val="24"/>
         </w:rPr>
-        <w:t>Расчет процентов приведен по периодам действия ключевой ставки Банка России. Значения ставок в настоящем образце условны.</w:t>
+        <w:t>Расчет процентов приведен по периодам действия ключевой ставки Банка России и вынесен отдельным документом (Приложение 5). Значения ставок в настоящем образце условны.</w:t>
       </w:r>
     </w:p>
     <w:tbl>
@@ -1781,18 +1733,13 @@
     </w:p>
     <w:p>
       <w:pPr>
+        <w:numPr>
+          <w:ilvl w:val="0"/>
+          <w:numId w:val="10"/>
+        </w:numPr>
         <w:spacing w:after="120"/>
-        <w:ind w:left="624" w:hanging="624"/>
         <w:jc w:val="both"/>
       </w:pPr>
-      <w:r>
-        <w:rPr>
-          <w:rFonts w:ascii="PT Serif" w:hAnsi="PT Serif"/>
-          <w:b/>
-          <w:sz w:val="24"/>
-        </w:rPr>
-        <w:t xml:space="preserve">11. </w:t>
-      </w:r>
       <w:r>
         <w:rPr>
           <w:rFonts w:ascii="PT Serif" w:hAnsi="PT Serif"/>
@@ -1820,18 +1767,13 @@
     </w:p>
     <w:p>
       <w:pPr>
+        <w:numPr>
+          <w:ilvl w:val="0"/>
+          <w:numId w:val="10"/>
+        </w:numPr>
         <w:spacing w:after="120"/>
-        <w:ind w:left="624" w:hanging="624"/>
         <w:jc w:val="both"/>
       </w:pPr>
-      <w:r>
-        <w:rPr>
-          <w:rFonts w:ascii="PT Serif" w:hAnsi="PT Serif"/>
-          <w:b/>
-          <w:sz w:val="24"/>
-        </w:rPr>
-        <w:t xml:space="preserve">12. </w:t>
-      </w:r>
       <w:r>
         <w:rPr>
           <w:rFonts w:ascii="PT Serif" w:hAnsi="PT Serif"/>
@@ -1875,6 +1817,10 @@
     <w:p>
       <w:pPr>
         <w:pStyle w:val="ListParagraph"/>
+        <w:numPr>
+          <w:ilvl w:val="0"/>
+          <w:numId w:val="11"/>
+        </w:numPr>
         <w:spacing w:before="40" w:after="40"/>
         <w:jc w:val="both"/>
       </w:pPr>
@@ -1884,12 +1830,16 @@
           <w:b w:val="0"/>
           <w:sz w:val="24"/>
         </w:rPr>
-        <w:t>1. Взыскать с ООО «Василек» в пользу ООО «Ромашка» 6 000 000 (шесть миллионов) рублей 00 копеек предварительной оплаты по договору поставки от 15.03.2024 № 47.</w:t>
+        <w:t>Взыскать с ООО «Василек» в пользу ООО «Ромашка» 6 000 000 (шесть миллионов) рублей 00 копеек предварительной оплаты по договору поставки от 15.03.2024 № 47.</w:t>
       </w:r>
     </w:p>
     <w:p>
       <w:pPr>
         <w:pStyle w:val="ListParagraph"/>
+        <w:numPr>
+          <w:ilvl w:val="0"/>
+          <w:numId w:val="11"/>
+        </w:numPr>
         <w:spacing w:before="40" w:after="40"/>
         <w:jc w:val="both"/>
       </w:pPr>
@@ -1899,12 +1849,16 @@
           <w:b w:val="0"/>
           <w:sz w:val="24"/>
         </w:rPr>
-        <w:t>2. Взыскать с ООО «Василек» в пользу ООО «Ромашка» 1 214 300 (один миллион двести четырнадцать тысяч триста) рублей 00 копеек процентов за пользование чужими денежными средствами за период с 02.09.2024 по 20.01.2026.</w:t>
+        <w:t>Взыскать с ООО «Василек» в пользу ООО «Ромашка» 1 214 300 (один миллион двести четырнадцать тысяч триста) рублей 00 копеек процентов за пользование чужими денежными средствами за период с 02.09.2024 по 20.01.2026.</w:t>
       </w:r>
     </w:p>
     <w:p>
       <w:pPr>
         <w:pStyle w:val="ListParagraph"/>
+        <w:numPr>
+          <w:ilvl w:val="0"/>
+          <w:numId w:val="11"/>
+        </w:numPr>
         <w:spacing w:before="40" w:after="40"/>
         <w:jc w:val="both"/>
       </w:pPr>
@@ -1914,12 +1868,16 @@
           <w:b w:val="0"/>
           <w:sz w:val="24"/>
         </w:rPr>
-        <w:t>3. Взыскать с ООО «Василек» в пользу ООО «Ромашка» проценты за пользование чужими денежными средствами, начисляемые на сумму 6 000 000 рублей по ключевой ставке Банка России, с 21.01.2026 по день фактического возврата суммы.</w:t>
+        <w:t>Взыскать с ООО «Василек» в пользу ООО «Ромашка» проценты за пользование чужими денежными средствами, начисляемые на сумму 6 000 000 рублей по ключевой ставке Банка России, с 21.01.2026 по день фактического возврата суммы.</w:t>
       </w:r>
     </w:p>
     <w:p>
       <w:pPr>
         <w:pStyle w:val="ListParagraph"/>
+        <w:numPr>
+          <w:ilvl w:val="0"/>
+          <w:numId w:val="11"/>
+        </w:numPr>
         <w:spacing w:before="40" w:after="40"/>
         <w:jc w:val="both"/>
       </w:pPr>
@@ -1929,7 +1887,7 @@
           <w:b w:val="0"/>
           <w:sz w:val="24"/>
         </w:rPr>
-        <w:t>4. Взыскать с ООО «Василек» в пользу ООО «Ромашка» расходы по уплате государственной пошлины.</w:t>
+        <w:t>Взыскать с ООО «Василек» в пользу ООО «Ромашка» расходы по уплате государственной пошлины.</w:t>
       </w:r>
     </w:p>
     <w:p>
@@ -1949,6 +1907,10 @@
     <w:p>
       <w:pPr>
         <w:pStyle w:val="ListParagraph"/>
+        <w:numPr>
+          <w:ilvl w:val="0"/>
+          <w:numId w:val="12"/>
+        </w:numPr>
         <w:spacing w:before="0" w:after="240"/>
         <w:jc w:val="both"/>
       </w:pPr>
@@ -1958,12 +1920,16 @@
           <w:b w:val="0"/>
           <w:sz w:val="24"/>
         </w:rPr>
-        <w:t>1. Договор поставки от 15.03.2024 № 47 со спецификацией — 8 л.</w:t>
+        <w:t>Договор поставки от 15.03.2024 № 47 со спецификацией — 8 л.</w:t>
       </w:r>
     </w:p>
     <w:p>
       <w:pPr>
         <w:pStyle w:val="ListParagraph"/>
+        <w:numPr>
+          <w:ilvl w:val="0"/>
+          <w:numId w:val="12"/>
+        </w:numPr>
         <w:spacing w:before="0" w:after="240"/>
         <w:jc w:val="both"/>
       </w:pPr>
@@ -1973,12 +1939,16 @@
           <w:b w:val="0"/>
           <w:sz w:val="24"/>
         </w:rPr>
-        <w:t>2. Платежное поручение от 20.04.2024 № 312 — 1 л.</w:t>
+        <w:t>Платежное поручение от 20.04.2024 № 312 — 1 л.</w:t>
       </w:r>
     </w:p>
     <w:p>
       <w:pPr>
         <w:pStyle w:val="ListParagraph"/>
+        <w:numPr>
+          <w:ilvl w:val="0"/>
+          <w:numId w:val="12"/>
+        </w:numPr>
         <w:spacing w:before="0" w:after="240"/>
         <w:jc w:val="both"/>
       </w:pPr>
@@ -1988,12 +1958,16 @@
           <w:b w:val="0"/>
           <w:sz w:val="24"/>
         </w:rPr>
-        <w:t>3. Выписка по расчетному счету за период с 20.04.2024 по 20.01.2026 — 3 л.</w:t>
+        <w:t>Выписка по расчетному счету за период с 20.04.2024 по 20.01.2026 — 3 л.</w:t>
       </w:r>
     </w:p>
     <w:p>
       <w:pPr>
         <w:pStyle w:val="ListParagraph"/>
+        <w:numPr>
+          <w:ilvl w:val="0"/>
+          <w:numId w:val="12"/>
+        </w:numPr>
         <w:spacing w:before="0" w:after="240"/>
         <w:jc w:val="both"/>
       </w:pPr>
@@ -2003,12 +1977,16 @@
           <w:b w:val="0"/>
           <w:sz w:val="24"/>
         </w:rPr>
-        <w:t>4. Претензия от 14.11.2024 с отметкой о вручении — 2 л.</w:t>
+        <w:t>Претензия от 14.11.2024 с отметкой о вручении — 2 л.</w:t>
       </w:r>
     </w:p>
     <w:p>
       <w:pPr>
         <w:pStyle w:val="ListParagraph"/>
+        <w:numPr>
+          <w:ilvl w:val="0"/>
+          <w:numId w:val="12"/>
+        </w:numPr>
         <w:spacing w:before="0" w:after="240"/>
         <w:jc w:val="both"/>
       </w:pPr>
@@ -2018,12 +1996,16 @@
           <w:b w:val="0"/>
           <w:sz w:val="24"/>
         </w:rPr>
-        <w:t>5. Расчет процентов за период с 02.09.2024 по 20.01.2026 — 1 л.</w:t>
+        <w:t>Расчет процентов за период с 02.09.2024 по 20.01.2026 — 1 л.</w:t>
       </w:r>
     </w:p>
     <w:p>
       <w:pPr>
         <w:pStyle w:val="ListParagraph"/>
+        <w:numPr>
+          <w:ilvl w:val="0"/>
+          <w:numId w:val="12"/>
+        </w:numPr>
         <w:spacing w:before="0" w:after="240"/>
         <w:jc w:val="both"/>
       </w:pPr>
@@ -2033,12 +2015,16 @@
           <w:b w:val="0"/>
           <w:sz w:val="24"/>
         </w:rPr>
-        <w:t>6. Платежное поручение об уплате государственной пошлины — 1 л.</w:t>
+        <w:t>Платежное поручение об уплате государственной пошлины — 1 л.</w:t>
       </w:r>
     </w:p>
     <w:p>
       <w:pPr>
         <w:pStyle w:val="ListParagraph"/>
+        <w:numPr>
+          <w:ilvl w:val="0"/>
+          <w:numId w:val="12"/>
+        </w:numPr>
         <w:spacing w:before="0" w:after="240"/>
         <w:jc w:val="both"/>
       </w:pPr>
@@ -2048,12 +2034,16 @@
           <w:b w:val="0"/>
           <w:sz w:val="24"/>
         </w:rPr>
-        <w:t>7. Выписки из ЕГРЮЛ в отношении Истца и Ответчика — 4 л.</w:t>
+        <w:t>Выписки из ЕГРЮЛ в отношении Истца и Ответчика — 4 л.</w:t>
       </w:r>
     </w:p>
     <w:p>
       <w:pPr>
         <w:pStyle w:val="ListParagraph"/>
+        <w:numPr>
+          <w:ilvl w:val="0"/>
+          <w:numId w:val="12"/>
+        </w:numPr>
         <w:spacing w:before="0" w:after="240"/>
         <w:jc w:val="both"/>
       </w:pPr>
@@ -2063,7 +2053,7 @@
           <w:b w:val="0"/>
           <w:sz w:val="24"/>
         </w:rPr>
-        <w:t>8. Документы о направлении копии иска Ответчику — 2 л.</w:t>
+        <w:t>Документы о направлении копии иска Ответчику — 2 л.</w:t>
       </w:r>
     </w:p>
     <w:tbl>
@@ -2391,6 +2381,66 @@
       </w:rPr>
     </w:lvl>
   </w:abstractNum>
+  <w:abstractNum w:abstractNumId="10">
+    <w:nsid w:val="7A00000A"/>
+    <w:multiLevelType w:val="singleLevel"/>
+    <w:tmpl w:val="5B00000A"/>
+    <w:lvl w:ilvl="0">
+      <w:start w:val="1"/>
+      <w:numFmt w:val="decimal"/>
+      <w:lvlText w:val="%1."/>
+      <w:lvlJc w:val="left"/>
+      <w:pPr>
+        <w:tabs>
+          <w:tab w:val="num" w:pos="624"/>
+        </w:tabs>
+        <w:ind w:left="624" w:hanging="624"/>
+      </w:pPr>
+      <w:rPr>
+        <w:rFonts w:ascii="PT Serif" w:hAnsi="PT Serif" w:cs="PT Serif" w:hint="default"/>
+      </w:rPr>
+    </w:lvl>
+  </w:abstractNum>
+  <w:abstractNum w:abstractNumId="11">
+    <w:nsid w:val="7A00000B"/>
+    <w:multiLevelType w:val="singleLevel"/>
+    <w:tmpl w:val="5B00000B"/>
+    <w:lvl w:ilvl="0">
+      <w:start w:val="1"/>
+      <w:numFmt w:val="decimal"/>
+      <w:lvlText w:val="%1."/>
+      <w:lvlJc w:val="left"/>
+      <w:pPr>
+        <w:tabs>
+          <w:tab w:val="num" w:pos="709"/>
+        </w:tabs>
+        <w:ind w:left="709" w:hanging="340"/>
+      </w:pPr>
+      <w:rPr>
+        <w:rFonts w:ascii="PT Serif" w:hAnsi="PT Serif" w:cs="PT Serif" w:hint="default"/>
+      </w:rPr>
+    </w:lvl>
+  </w:abstractNum>
+  <w:abstractNum w:abstractNumId="12">
+    <w:nsid w:val="7A00000C"/>
+    <w:multiLevelType w:val="singleLevel"/>
+    <w:tmpl w:val="5B00000C"/>
+    <w:lvl w:ilvl="0">
+      <w:start w:val="1"/>
+      <w:numFmt w:val="decimal"/>
+      <w:lvlText w:val="%1."/>
+      <w:lvlJc w:val="left"/>
+      <w:pPr>
+        <w:tabs>
+          <w:tab w:val="num" w:pos="709"/>
+        </w:tabs>
+        <w:ind w:left="709" w:hanging="340"/>
+      </w:pPr>
+      <w:rPr>
+        <w:rFonts w:ascii="PT Serif" w:hAnsi="PT Serif" w:cs="PT Serif" w:hint="default"/>
+      </w:rPr>
+    </w:lvl>
+  </w:abstractNum>
   <w:num w:numId="1">
     <w:abstractNumId w:val="8"/>
   </w:num>
@@ -2417,6 +2467,15 @@
   </w:num>
   <w:num w:numId="9">
     <w:abstractNumId w:val="0"/>
+  </w:num>
+  <w:num w:numId="10">
+    <w:abstractNumId w:val="10"/>
+  </w:num>
+  <w:num w:numId="11">
+    <w:abstractNumId w:val="11"/>
+  </w:num>
+  <w:num w:numId="12">
+    <w:abstractNumId w:val="12"/>
   </w:num>
 </w:numbering>
 </file>

--- a/knowledge/legal-design/samples/obrazets_isk_ru.docx
+++ b/knowledge/legal-design/samples/obrazets_isk_ru.docx
@@ -43,7 +43,7 @@
             </w:pPr>
             <w:r>
               <w:rPr>
-                <w:rFonts w:ascii="Playfair Display" w:hAnsi="Playfair Display"/>
+                <w:rFonts w:ascii="PT Serif" w:hAnsi="PT Serif"/>
                 <w:b/>
                 <w:sz w:val="24"/>
               </w:rPr>
@@ -76,7 +76,7 @@
             </w:pPr>
             <w:r>
               <w:rPr>
-                <w:rFonts w:ascii="Golos Text" w:hAnsi="Golos Text"/>
+                <w:rFonts w:ascii="PT Serif" w:hAnsi="PT Serif"/>
                 <w:b/>
                 <w:sz w:val="24"/>
               </w:rPr>
@@ -153,7 +153,7 @@
             </w:pPr>
             <w:r>
               <w:rPr>
-                <w:rFonts w:ascii="Golos Text" w:hAnsi="Golos Text"/>
+                <w:rFonts w:ascii="PT Serif" w:hAnsi="PT Serif"/>
                 <w:b/>
                 <w:sz w:val="24"/>
               </w:rPr>
@@ -242,7 +242,7 @@
       </w:pPr>
       <w:r>
         <w:rPr>
-          <w:rFonts w:ascii="Playfair Display" w:hAnsi="Playfair Display"/>
+          <w:rFonts w:ascii="PT Serif" w:hAnsi="PT Serif"/>
           <w:b/>
           <w:spacing w:val="60"/>
           <w:sz w:val="28"/>
@@ -257,7 +257,7 @@
       </w:pPr>
       <w:r>
         <w:rPr>
-          <w:rFonts w:ascii="Playfair Display" w:hAnsi="Playfair Display"/>
+          <w:rFonts w:ascii="PT Serif" w:hAnsi="PT Serif"/>
           <w:b/>
           <w:spacing w:val="12"/>
           <w:sz w:val="26"/>
@@ -392,7 +392,7 @@
       </w:pPr>
       <w:r>
         <w:rPr>
-          <w:rFonts w:ascii="Golos Text" w:hAnsi="Golos Text"/>
+          <w:rFonts w:ascii="PT Serif" w:hAnsi="PT Serif"/>
           <w:b/>
           <w:sz w:val="24"/>
         </w:rPr>
@@ -468,7 +468,7 @@
       </w:pPr>
       <w:r>
         <w:rPr>
-          <w:rFonts w:ascii="Golos Text" w:hAnsi="Golos Text"/>
+          <w:rFonts w:ascii="PT Serif" w:hAnsi="PT Serif"/>
           <w:b/>
           <w:sz w:val="24"/>
         </w:rPr>
@@ -684,7 +684,7 @@
       </w:pPr>
       <w:r>
         <w:rPr>
-          <w:rFonts w:ascii="Golos Text" w:hAnsi="Golos Text"/>
+          <w:rFonts w:ascii="PT Serif" w:hAnsi="PT Serif"/>
           <w:b/>
           <w:sz w:val="24"/>
         </w:rPr>
@@ -699,7 +699,7 @@
       </w:pPr>
       <w:r>
         <w:rPr>
-          <w:rFonts w:ascii="Golos Text" w:hAnsi="Golos Text"/>
+          <w:rFonts w:ascii="PT Serif" w:hAnsi="PT Serif"/>
           <w:b/>
           <w:sz w:val="24"/>
         </w:rPr>
@@ -796,7 +796,7 @@
       </w:pPr>
       <w:r>
         <w:rPr>
-          <w:rFonts w:ascii="Golos Text" w:hAnsi="Golos Text"/>
+          <w:rFonts w:ascii="PT Serif" w:hAnsi="PT Serif"/>
           <w:b/>
           <w:sz w:val="24"/>
         </w:rPr>
@@ -948,7 +948,7 @@
       </w:pPr>
       <w:r>
         <w:rPr>
-          <w:rFonts w:ascii="Golos Text" w:hAnsi="Golos Text"/>
+          <w:rFonts w:ascii="PT Serif" w:hAnsi="PT Serif"/>
           <w:b/>
           <w:sz w:val="24"/>
         </w:rPr>
@@ -1017,7 +1017,7 @@
             </w:pPr>
             <w:r>
               <w:rPr>
-                <w:rFonts w:ascii="Golos Text" w:hAnsi="Golos Text"/>
+                <w:rFonts w:ascii="PT Serif" w:hAnsi="PT Serif"/>
                 <w:b/>
                 <w:sz w:val="22"/>
               </w:rPr>
@@ -1038,7 +1038,7 @@
             </w:pPr>
             <w:r>
               <w:rPr>
-                <w:rFonts w:ascii="Golos Text" w:hAnsi="Golos Text"/>
+                <w:rFonts w:ascii="PT Serif" w:hAnsi="PT Serif"/>
                 <w:b/>
                 <w:sz w:val="22"/>
               </w:rPr>
@@ -1059,7 +1059,7 @@
             </w:pPr>
             <w:r>
               <w:rPr>
-                <w:rFonts w:ascii="Golos Text" w:hAnsi="Golos Text"/>
+                <w:rFonts w:ascii="PT Serif" w:hAnsi="PT Serif"/>
                 <w:b/>
                 <w:sz w:val="22"/>
               </w:rPr>
@@ -1080,7 +1080,7 @@
             </w:pPr>
             <w:r>
               <w:rPr>
-                <w:rFonts w:ascii="Golos Text" w:hAnsi="Golos Text"/>
+                <w:rFonts w:ascii="PT Serif" w:hAnsi="PT Serif"/>
                 <w:b/>
                 <w:sz w:val="22"/>
               </w:rPr>
@@ -1101,7 +1101,7 @@
             </w:pPr>
             <w:r>
               <w:rPr>
-                <w:rFonts w:ascii="Golos Text" w:hAnsi="Golos Text"/>
+                <w:rFonts w:ascii="PT Serif" w:hAnsi="PT Serif"/>
                 <w:b/>
                 <w:sz w:val="22"/>
               </w:rPr>
@@ -1143,7 +1143,7 @@
             </w:pPr>
             <w:r>
               <w:rPr>
-                <w:rFonts w:ascii="PT Mono" w:hAnsi="PT Mono"/>
+                <w:rFonts w:ascii="PT Serif" w:hAnsi="PT Serif"/>
                 <w:b w:val="0"/>
                 <w:sz w:val="22"/>
               </w:rPr>
@@ -1163,7 +1163,7 @@
             </w:pPr>
             <w:r>
               <w:rPr>
-                <w:rFonts w:ascii="PT Mono" w:hAnsi="PT Mono"/>
+                <w:rFonts w:ascii="PT Serif" w:hAnsi="PT Serif"/>
                 <w:b w:val="0"/>
                 <w:sz w:val="22"/>
               </w:rPr>
@@ -1183,7 +1183,7 @@
             </w:pPr>
             <w:r>
               <w:rPr>
-                <w:rFonts w:ascii="PT Mono" w:hAnsi="PT Mono"/>
+                <w:rFonts w:ascii="PT Serif" w:hAnsi="PT Serif"/>
                 <w:b w:val="0"/>
                 <w:sz w:val="22"/>
               </w:rPr>
@@ -1203,7 +1203,7 @@
             </w:pPr>
             <w:r>
               <w:rPr>
-                <w:rFonts w:ascii="PT Mono" w:hAnsi="PT Mono"/>
+                <w:rFonts w:ascii="PT Serif" w:hAnsi="PT Serif"/>
                 <w:b w:val="0"/>
                 <w:sz w:val="22"/>
               </w:rPr>
@@ -1245,7 +1245,7 @@
             </w:pPr>
             <w:r>
               <w:rPr>
-                <w:rFonts w:ascii="PT Mono" w:hAnsi="PT Mono"/>
+                <w:rFonts w:ascii="PT Serif" w:hAnsi="PT Serif"/>
                 <w:b w:val="0"/>
                 <w:sz w:val="22"/>
               </w:rPr>
@@ -1265,7 +1265,7 @@
             </w:pPr>
             <w:r>
               <w:rPr>
-                <w:rFonts w:ascii="PT Mono" w:hAnsi="PT Mono"/>
+                <w:rFonts w:ascii="PT Serif" w:hAnsi="PT Serif"/>
                 <w:b w:val="0"/>
                 <w:sz w:val="22"/>
               </w:rPr>
@@ -1285,7 +1285,7 @@
             </w:pPr>
             <w:r>
               <w:rPr>
-                <w:rFonts w:ascii="PT Mono" w:hAnsi="PT Mono"/>
+                <w:rFonts w:ascii="PT Serif" w:hAnsi="PT Serif"/>
                 <w:b w:val="0"/>
                 <w:sz w:val="22"/>
               </w:rPr>
@@ -1305,7 +1305,7 @@
             </w:pPr>
             <w:r>
               <w:rPr>
-                <w:rFonts w:ascii="PT Mono" w:hAnsi="PT Mono"/>
+                <w:rFonts w:ascii="PT Serif" w:hAnsi="PT Serif"/>
                 <w:b w:val="0"/>
                 <w:sz w:val="22"/>
               </w:rPr>
@@ -1347,7 +1347,7 @@
             </w:pPr>
             <w:r>
               <w:rPr>
-                <w:rFonts w:ascii="PT Mono" w:hAnsi="PT Mono"/>
+                <w:rFonts w:ascii="PT Serif" w:hAnsi="PT Serif"/>
                 <w:b w:val="0"/>
                 <w:sz w:val="22"/>
               </w:rPr>
@@ -1367,7 +1367,7 @@
             </w:pPr>
             <w:r>
               <w:rPr>
-                <w:rFonts w:ascii="PT Mono" w:hAnsi="PT Mono"/>
+                <w:rFonts w:ascii="PT Serif" w:hAnsi="PT Serif"/>
                 <w:b w:val="0"/>
                 <w:sz w:val="22"/>
               </w:rPr>
@@ -1387,7 +1387,7 @@
             </w:pPr>
             <w:r>
               <w:rPr>
-                <w:rFonts w:ascii="PT Mono" w:hAnsi="PT Mono"/>
+                <w:rFonts w:ascii="PT Serif" w:hAnsi="PT Serif"/>
                 <w:b w:val="0"/>
                 <w:sz w:val="22"/>
               </w:rPr>
@@ -1407,7 +1407,7 @@
             </w:pPr>
             <w:r>
               <w:rPr>
-                <w:rFonts w:ascii="PT Mono" w:hAnsi="PT Mono"/>
+                <w:rFonts w:ascii="PT Serif" w:hAnsi="PT Serif"/>
                 <w:b w:val="0"/>
                 <w:sz w:val="22"/>
               </w:rPr>
@@ -1449,7 +1449,7 @@
             </w:pPr>
             <w:r>
               <w:rPr>
-                <w:rFonts w:ascii="PT Mono" w:hAnsi="PT Mono"/>
+                <w:rFonts w:ascii="PT Serif" w:hAnsi="PT Serif"/>
                 <w:b w:val="0"/>
                 <w:sz w:val="22"/>
               </w:rPr>
@@ -1468,7 +1468,7 @@
             </w:pPr>
             <w:r>
               <w:rPr>
-                <w:rFonts w:ascii="PT Mono" w:hAnsi="PT Mono"/>
+                <w:rFonts w:ascii="PT Serif" w:hAnsi="PT Serif"/>
                 <w:b w:val="0"/>
                 <w:sz w:val="22"/>
               </w:rPr>
@@ -1487,7 +1487,7 @@
             </w:pPr>
             <w:r>
               <w:rPr>
-                <w:rFonts w:ascii="PT Mono" w:hAnsi="PT Mono"/>
+                <w:rFonts w:ascii="PT Serif" w:hAnsi="PT Serif"/>
                 <w:b w:val="0"/>
                 <w:sz w:val="22"/>
               </w:rPr>
@@ -1506,7 +1506,7 @@
             </w:pPr>
             <w:r>
               <w:rPr>
-                <w:rFonts w:ascii="PT Mono" w:hAnsi="PT Mono"/>
+                <w:rFonts w:ascii="PT Serif" w:hAnsi="PT Serif"/>
                 <w:b/>
                 <w:sz w:val="22"/>
               </w:rPr>
@@ -1548,7 +1548,7 @@
             </w:pPr>
             <w:r>
               <w:rPr>
-                <w:rFonts w:ascii="PT Mono" w:hAnsi="PT Mono"/>
+                <w:rFonts w:ascii="PT Serif" w:hAnsi="PT Serif"/>
                 <w:b w:val="0"/>
                 <w:sz w:val="22"/>
               </w:rPr>
@@ -1567,7 +1567,7 @@
             </w:pPr>
             <w:r>
               <w:rPr>
-                <w:rFonts w:ascii="PT Mono" w:hAnsi="PT Mono"/>
+                <w:rFonts w:ascii="PT Serif" w:hAnsi="PT Serif"/>
                 <w:b w:val="0"/>
                 <w:sz w:val="22"/>
               </w:rPr>
@@ -1586,7 +1586,7 @@
             </w:pPr>
             <w:r>
               <w:rPr>
-                <w:rFonts w:ascii="PT Mono" w:hAnsi="PT Mono"/>
+                <w:rFonts w:ascii="PT Serif" w:hAnsi="PT Serif"/>
                 <w:b w:val="0"/>
                 <w:sz w:val="22"/>
               </w:rPr>
@@ -1605,7 +1605,7 @@
             </w:pPr>
             <w:r>
               <w:rPr>
-                <w:rFonts w:ascii="PT Mono" w:hAnsi="PT Mono"/>
+                <w:rFonts w:ascii="PT Serif" w:hAnsi="PT Serif"/>
                 <w:b/>
                 <w:sz w:val="22"/>
               </w:rPr>
@@ -1647,7 +1647,7 @@
             </w:pPr>
             <w:r>
               <w:rPr>
-                <w:rFonts w:ascii="PT Mono" w:hAnsi="PT Mono"/>
+                <w:rFonts w:ascii="PT Serif" w:hAnsi="PT Serif"/>
                 <w:b w:val="0"/>
                 <w:sz w:val="22"/>
               </w:rPr>
@@ -1666,7 +1666,7 @@
             </w:pPr>
             <w:r>
               <w:rPr>
-                <w:rFonts w:ascii="PT Mono" w:hAnsi="PT Mono"/>
+                <w:rFonts w:ascii="PT Serif" w:hAnsi="PT Serif"/>
                 <w:b w:val="0"/>
                 <w:sz w:val="22"/>
               </w:rPr>
@@ -1685,7 +1685,7 @@
             </w:pPr>
             <w:r>
               <w:rPr>
-                <w:rFonts w:ascii="PT Mono" w:hAnsi="PT Mono"/>
+                <w:rFonts w:ascii="PT Serif" w:hAnsi="PT Serif"/>
                 <w:b w:val="0"/>
                 <w:sz w:val="22"/>
               </w:rPr>
@@ -1704,7 +1704,7 @@
             </w:pPr>
             <w:r>
               <w:rPr>
-                <w:rFonts w:ascii="PT Mono" w:hAnsi="PT Mono"/>
+                <w:rFonts w:ascii="PT Serif" w:hAnsi="PT Serif"/>
                 <w:b/>
                 <w:sz w:val="22"/>
               </w:rPr>
@@ -1723,7 +1723,7 @@
       </w:pPr>
       <w:r>
         <w:rPr>
-          <w:rFonts w:ascii="Golos Text" w:hAnsi="Golos Text"/>
+          <w:rFonts w:ascii="PT Serif" w:hAnsi="PT Serif"/>
           <w:b/>
           <w:sz w:val="24"/>
         </w:rPr>
@@ -1807,7 +1807,7 @@
       </w:pPr>
       <w:r>
         <w:rPr>
-          <w:rFonts w:ascii="Golos Text" w:hAnsi="Golos Text"/>
+          <w:rFonts w:ascii="PT Serif" w:hAnsi="PT Serif"/>
           <w:b/>
           <w:sz w:val="24"/>
         </w:rPr>
@@ -1897,7 +1897,7 @@
       </w:pPr>
       <w:r>
         <w:rPr>
-          <w:rFonts w:ascii="Golos Text" w:hAnsi="Golos Text"/>
+          <w:rFonts w:ascii="PT Serif" w:hAnsi="PT Serif"/>
           <w:b/>
           <w:sz w:val="24"/>
         </w:rPr>
@@ -2150,7 +2150,6 @@
     </w:p>
     <w:sectPr>
       <w:footerReference w:type="default" r:id="rId11"/>
-      <w:headerReference w:type="default" r:id="rId12"/>
       <w:pgSz w:w="11906" w:h="16838"/>
       <w:pgMar w:top="1134" w:right="850" w:bottom="1701" w:left="1701" w:header="720" w:footer="720" w:gutter="0"/>
       <w:cols w:space="720"/>
@@ -2172,24 +2171,18 @@
       <w:rPr>
         <w:rFonts w:ascii="PT Serif" w:hAnsi="PT Serif"/>
         <w:b w:val="0"/>
-        <w:sz w:val="18"/>
+        <w:sz w:val="22"/>
       </w:rPr>
       <w:t>Образец. Фактура вымышлена, реквизиты недействительны.</w:t>
     </w:r>
   </w:p>
-</w:ftr>
-</file>
-
-<file path=word/header1.xml><?xml version="1.0" encoding="utf-8"?>
-<w:hdr xmlns:m="http://schemas.openxmlformats.org/officeDocument/2006/math" xmlns:mc="http://schemas.openxmlformats.org/markup-compatibility/2006" xmlns:mo="http://schemas.microsoft.com/office/mac/office/2008/main" xmlns:mv="urn:schemas-microsoft-com:mac:vml" xmlns:o="urn:schemas-microsoft-com:office:office" xmlns:r="http://schemas.openxmlformats.org/officeDocument/2006/relationships" xmlns:v="urn:schemas-microsoft-com:vml" xmlns:w10="urn:schemas-microsoft-com:office:word" xmlns:w14="http://schemas.microsoft.com/office/word/2010/wordml" xmlns:w="http://schemas.openxmlformats.org/wordprocessingml/2006/main" xmlns:wne="http://schemas.microsoft.com/office/word/2006/wordml" xmlns:wp14="http://schemas.microsoft.com/office/word/2010/wordprocessingDrawing" xmlns:wp="http://schemas.openxmlformats.org/drawingml/2006/wordprocessingDrawing" xmlns:wpc="http://schemas.microsoft.com/office/word/2010/wordprocessingCanvas" xmlns:wpg="http://schemas.microsoft.com/office/word/2010/wordprocessingGroup" xmlns:wpi="http://schemas.microsoft.com/office/word/2010/wordprocessingInk" xmlns:wps="http://schemas.microsoft.com/office/word/2010/wordprocessingShape" mc:Ignorable="w14 wp14">
   <w:p>
     <w:pPr>
-      <w:pStyle w:val="Header"/>
       <w:jc w:val="center"/>
     </w:pPr>
     <w:r>
       <w:rPr>
-        <w:rFonts w:ascii="Golos Text" w:hAnsi="Golos Text"/>
+        <w:rFonts w:ascii="PT Serif" w:hAnsi="PT Serif"/>
         <w:b w:val="0"/>
         <w:sz w:val="24"/>
       </w:rPr>
@@ -2197,7 +2190,7 @@
     <w:fldSimple w:instr=" PAGE ">
       <w:r>
         <w:rPr>
-          <w:rFonts w:ascii="Golos Text" w:hAnsi="Golos Text"/>
+          <w:rFonts w:ascii="PT Serif" w:hAnsi="PT Serif"/>
           <w:b w:val="0"/>
           <w:sz w:val="24"/>
         </w:rPr>
@@ -2205,7 +2198,7 @@
       </w:r>
     </w:fldSimple>
   </w:p>
-</w:hdr>
+</w:ftr>
 </file>
 
 <file path=word/numbering.xml><?xml version="1.0" encoding="utf-8"?>
